--- a/reports/ranking/within_grade_ranking_pilot.docx
+++ b/reports/ranking/within_grade_ranking_pilot.docx
@@ -2755,7 +2755,7 @@
         <w:keepNext/>
       </w:pPr>
       <w:r>
-        <w:t>Table 2. Global model ranking on each phase, pooled afterwards. This can change allocations between grades and does not isolate within-grade information.</w:t>
+        <w:t>Table 2. Global model ranking on each phase, pooled afterwards. Extra TP is measured against the grade-random expectation, not against Grade+ML. This can change allocations between grades and does not isolate within-grade information.</w:t>
       </w:r>
     </w:p>
     <w:tbl>
@@ -2879,7 +2879,7 @@
                 <w:b/>
                 <w:sz w:val="20"/>
               </w:rPr>
-              <w:t>Global extra TP [95%]</w:t>
+              <w:t>Global TP - grade-random E(TP) [95% CI]</w:t>
             </w:r>
           </w:p>
         </w:tc>

--- a/reports/ranking/within_grade_ranking_pilot.docx
+++ b/reports/ranking/within_grade_ranking_pilot.docx
@@ -3316,6 +3316,19 @@
       </w:r>
     </w:p>
     <w:p>
+      <w:pPr>
+        <w:pStyle w:val="Heading1"/>
+      </w:pPr>
+      <w:r>
+        <w:t>Worked allocation example</w:t>
+      </w:r>
+    </w:p>
+    <w:p>
+      <w:r>
+        <w:t>Phase 1 has 516 records and 103 slots at the 20% budget. Both grade-priority methods include all 86 grade-b records, covering the same 15 hazardous records. The remaining 17 slots come from 430 grade-a records, including 21 hazardous records. ML detects 2 in that group; random selection expects 17*21/430 = 0.83. Total detections are 17 versus expected 15.83: an increment of 1.17 [-0.70, 5.68]. Only the partially selected grade-a group contributes to this within-grade increment. The interval includes zero; the example illustrates allocation rather than establishing a consistent ranking benefit.</w:t>
+      </w:r>
+    </w:p>
+    <w:p>
       <w:r>
         <w:t>These records are not verified simultaneously waiting inspection candidates. The pilot is retrospective batch ranking, not validation of real-time dispatch or accident prevention. Record order remains a temporal proxy. The present evidence does not establish a within-grade ranking increment or prove monitoring information useless. A source-attribution study would require matched grade-only and grade-plus-monitoring models, with shift type handled identically and equal fitting/tuning opportunities. That study has not been performed here.</w:t>
       </w:r>
@@ -3332,6 +3345,77 @@
       <w:r>
         <w:t>The protocol and execution code are in phase2/ranking/. Results under results/phase2/ranking/ retain row-level decisions and random inclusion probabilities, allocations, evaluations, analytic allocation distributions and every block draw and reranked contrast. The verifier uses independent sorting, weighted-prefix reranking and SciPy hypergeometric probabilities. Author review and AI assistance follow the repository CONTRIBUTIONS.md statement; computational evidence comes from saved data and actual execution.</w:t>
       </w:r>
+    </w:p>
+    <w:p>
+      <w:r>
+        <w:t>The links below preserve the source and evidence snapshot at commit e4c517b. The report presentation is generated by the current reporting code.</w:t>
+      </w:r>
+    </w:p>
+    <w:p>
+      <w:hyperlink r:id="rId1">
+        <w:r>
+          <w:rPr>
+            <w:color w:val="0563C1"/>
+            <w:u w:val="single"/>
+          </w:rPr>
+          <w:t>Repository source snapshot</w:t>
+        </w:r>
+      </w:hyperlink>
+    </w:p>
+    <w:p>
+      <w:hyperlink r:id="rId10">
+        <w:r>
+          <w:rPr>
+            <w:color w:val="0563C1"/>
+            <w:u w:val="single"/>
+          </w:rPr>
+          <w:t>Pilot protocol</w:t>
+        </w:r>
+      </w:hyperlink>
+    </w:p>
+    <w:p>
+      <w:hyperlink r:id="rId11">
+        <w:r>
+          <w:rPr>
+            <w:color w:val="0563C1"/>
+            <w:u w:val="single"/>
+          </w:rPr>
+          <w:t>Ranking code</w:t>
+        </w:r>
+      </w:hyperlink>
+    </w:p>
+    <w:p>
+      <w:hyperlink r:id="rId12">
+        <w:r>
+          <w:rPr>
+            <w:color w:val="0563C1"/>
+            <w:u w:val="single"/>
+          </w:rPr>
+          <w:t>Saved evidence and verification guide</w:t>
+        </w:r>
+      </w:hyperlink>
+    </w:p>
+    <w:p>
+      <w:hyperlink r:id="rId13">
+        <w:r>
+          <w:rPr>
+            <w:color w:val="0563C1"/>
+            <w:u w:val="single"/>
+          </w:rPr>
+          <w:t>Numerical verifier</w:t>
+        </w:r>
+      </w:hyperlink>
+    </w:p>
+    <w:p>
+      <w:hyperlink r:id="rId14">
+        <w:r>
+          <w:rPr>
+            <w:color w:val="0563C1"/>
+            <w:u w:val="single"/>
+          </w:rPr>
+          <w:t>Integrated report</w:t>
+        </w:r>
+      </w:hyperlink>
     </w:p>
     <w:sectPr>
       <w:footerReference w:type="default" r:id="rId9"/>

--- a/reports/ranking/within_grade_ranking_pilot.docx
+++ b/reports/ranking/within_grade_ranking_pilot.docx
@@ -52,17 +52,17 @@
     </w:p>
     <w:p>
       <w:r>
-        <w:t>The separate protocol was saved before these calculations, after previous results had been inspected. It fixes seismic, the four original phases, budgets 1%, 5%, 10% and 20%, and the saved fixed-model scores. No model is trained, retuned or selected. The earlier Stage 2 whole-tie threshold rules remain unchanged; this pilot instead permits a grade group to be split to fill a hypothetical batch allocation.</w:t>
+        <w:t>The separate protocol was saved before these calculations, after previous results had been inspected. It fixes seismic, the four original record blocks, budgets 1%, 5%, 10% and 20%, and the saved fixed-model scores. No model is trained, retuned or selected. The earlier Stage 2 whole-tie threshold rules remain unchanged; this pilot instead permits a grade group to be split to fill a hypothetical batch allocation.</w:t>
       </w:r>
     </w:p>
     <w:p>
       <w:r>
-        <w:t>For each phase, K=floor(B*N). Grade-random and grade-first ML receive identical k_g allocations, with E[TP_random]=sum_g k_g*P_g/N_g. Each expectation is calculated analytically rather than from one random draw. The saved hypergeometric allocation distribution describes random choice on this fixed queue; its spread is distinct from the block-bootstrap uncertainty interval.</w:t>
+        <w:t>For each record block, K=floor(B*N). Grade-random and grade-first ML receive identical k_g allocations, with E[TP_random]=sum_g k_g*P_g/N_g. Each expectation is calculated analytically rather than from one random draw. The saved hypergeometric allocation distribution describes random choice on this fixed queue; its spread is distinct from the block-bootstrap uncertainty interval.</w:t>
       </w:r>
     </w:p>
     <w:p>
       <w:r>
-        <w:t>The block analysis uses 2,000 paired moving-block draws of length 32 within phases. Every sampled queue is reallocated and reranked using frozen scores and the original label-independent tie keys, including duplicate copies. The random expectation is recomputed for each queue. Zero-positive draws are retained. Pooled results sum phase-specific allocations and detections; they never rank scores across separately fitted phase models. Intervals are unadjusted and exclude model-fitting and selection uncertainty.</w:t>
+        <w:t>The block analysis uses 2,000 paired moving-block draws of length 32 within blocks. Every sampled queue is reallocated and reranked using frozen scores and the original label-independent tie keys, including duplicate copies. The random expectation is recomputed for each queue. Zero-positive draws are retained. Pooled results sum block-specific allocations and detections; they never rank scores across separately fitted record block models. Intervals are unadjusted and exclude model-fitting and selection uncertainty.</w:t>
       </w:r>
     </w:p>
     <w:p>
@@ -70,7 +70,7 @@
         <w:pStyle w:val="Heading1"/>
       </w:pPr>
       <w:r>
-        <w:t>Phase results and pooled comparison</w:t>
+        <w:t>Record block results and pooled comparison</w:t>
       </w:r>
     </w:p>
     <w:p>
@@ -120,7 +120,7 @@
                 <w:b/>
                 <w:sz w:val="20"/>
               </w:rPr>
-              <w:t>Phase</w:t>
+              <w:t>Block</w:t>
             </w:r>
           </w:p>
         </w:tc>
@@ -2738,7 +2738,7 @@
     </w:p>
     <w:p>
       <w:r>
-        <w:t>Phase-specific intervals and counts are the primary evidence. The pooled point increment is negative at 1% and positive at the three larger budgets, while all pooled intervals include both improvement and decrease. Phase 2 at 1% instead has an increment of -0.23 [-0.40, -0.07], entirely below zero. Pooling does not erase that result. An interval spanning zero does not establish equivalence or exclude useful increments on another queue.</w:t>
+        <w:t>Block-specific intervals and counts are the primary evidence. The pooled point increment is negative at 1% and positive at the three larger budgets, while all pooled intervals include both improvement and decrease. Record block 2 at 1% instead has an increment of -0.23 [-0.40, -0.07], entirely below zero. Pooling does not erase that result. An interval spanning zero does not establish equivalence or exclude useful increments on another queue.</w:t>
       </w:r>
     </w:p>
     <w:p>
@@ -2755,7 +2755,7 @@
         <w:keepNext/>
       </w:pPr>
       <w:r>
-        <w:t>Table 2. Global model ranking on each phase, pooled afterwards. Extra TP is measured against the grade-random expectation, not against Grade+ML. This can change allocations between grades and does not isolate within-grade information.</w:t>
+        <w:t>Table 2. Global model ranking on each record block, pooled afterwards. Extra TP is measured against the grade-random expectation, not against Grade+ML. This can change allocations between grades and does not isolate within-grade information.</w:t>
       </w:r>
     </w:p>
     <w:tbl>
@@ -3312,7 +3312,7 @@
     </w:p>
     <w:p>
       <w:r>
-        <w:t>The primary comparison holds grade-specific allocations fixed. The global comparison holds only total K fixed and therefore answers a different allocation question. Under the original hypothetical cost, L=r*P+K-(r+1)*TP. At fixed P and K, loss change is determined entirely by detection change; a second cost grid would not supply independent evidence.</w:t>
+        <w:t>The primary comparison holds grade-specific allocations fixed. The global comparison holds only total K fixed and therefore answers a different allocation question. Under the original hypothetical cost, fixing the hazardous count P and allocated slots K makes loss change depend entirely on detection change; a second cost grid would not supply independent evidence.</w:t>
       </w:r>
     </w:p>
     <w:p>
@@ -3325,7 +3325,7 @@
     </w:p>
     <w:p>
       <w:r>
-        <w:t>Phase 1 has 516 records and 103 slots at the 20% budget. Both grade-priority methods include all 86 grade-b records, covering the same 15 hazardous records. The remaining 17 slots come from 430 grade-a records, including 21 hazardous records. ML detects 2 in that group; random selection expects 17*21/430 = 0.83. Total detections are 17 versus expected 15.83: an increment of 1.17 [-0.70, 5.68]. Only the partially selected grade-a group contributes to this within-grade increment. The interval includes zero; the example illustrates allocation rather than establishing a consistent ranking benefit.</w:t>
+        <w:t>Record block 1 has 516 records and 103 slots at the 20% budget. Both grade-priority methods include all 86 grade-b records, covering the same 15 hazardous records. The remaining 17 slots come from 430 grade-a records, including 21 hazardous records. ML detects 2 in that group; random selection expects 17*21/430 = 0.83. Total detections are 17 versus expected 15.83: an increment of 1.17 [-0.70, 5.68]. Only the partially selected grade-a group contributes to this within-grade increment. The interval includes zero; the example illustrates allocation rather than establishing a consistent ranking benefit.</w:t>
       </w:r>
     </w:p>
     <w:p>
